--- a/Cahier de Charge.docx
+++ b/Cahier de Charge.docx
@@ -242,7 +242,10 @@
         </w:numPr>
       </w:pPr>
       <w:r>
-        <w:t>De réserver une salle pour un rattrapage avec autorisation,</w:t>
+        <w:t xml:space="preserve">De réserver une salle </w:t>
+      </w:r>
+      <w:r>
+        <w:t>selon la disponibilité</w:t>
       </w:r>
     </w:p>
     <w:p>
@@ -270,10 +273,23 @@
         </w:numPr>
       </w:pPr>
       <w:r>
-        <w:t>G</w:t>
-      </w:r>
-      <w:r>
-        <w:t>érer et valider les demandes</w:t>
+        <w:t>D’</w:t>
+      </w:r>
+      <w:proofErr w:type="spellStart"/>
+      <w:r>
+        <w:t>acceder</w:t>
+      </w:r>
+      <w:proofErr w:type="spellEnd"/>
+      <w:r>
+        <w:t xml:space="preserve"> aux </w:t>
+      </w:r>
+      <w:proofErr w:type="spellStart"/>
+      <w:r>
+        <w:t>emploies</w:t>
+      </w:r>
+      <w:proofErr w:type="spellEnd"/>
+      <w:r>
+        <w:t xml:space="preserve"> du temps </w:t>
       </w:r>
     </w:p>
     <w:p>
@@ -411,7 +427,19 @@
         <w:ind w:left="1428"/>
       </w:pPr>
       <w:r>
-        <w:t>Envoyer une demande de réservation pour un rattrapage</w:t>
+        <w:t>R</w:t>
+      </w:r>
+      <w:r>
+        <w:t>éserv</w:t>
+      </w:r>
+      <w:r>
+        <w:t>er une salle</w:t>
+      </w:r>
+      <w:r>
+        <w:t xml:space="preserve"> </w:t>
+      </w:r>
+      <w:r>
+        <w:t>selon la disponibilité</w:t>
       </w:r>
     </w:p>
     <w:p>
@@ -427,7 +455,15 @@
         <w:ind w:left="1428"/>
       </w:pPr>
       <w:r>
-        <w:t>Envoyer une réclamation (absence, problème matériel, etc.)</w:t>
+        <w:t>Voir l’</w:t>
+      </w:r>
+      <w:proofErr w:type="spellStart"/>
+      <w:r>
+        <w:t>emploie</w:t>
+      </w:r>
+      <w:proofErr w:type="spellEnd"/>
+      <w:r>
+        <w:t xml:space="preserve"> du temps</w:t>
       </w:r>
     </w:p>
     <w:p>
@@ -443,7 +479,7 @@
         <w:ind w:left="1428"/>
       </w:pPr>
       <w:r>
-        <w:t>Consulter l’emploi du temps associé à chaque salle</w:t>
+        <w:t>Envoyer une réclamation (absence, problème matériel, etc.)</w:t>
       </w:r>
     </w:p>
     <w:p>
@@ -611,7 +647,7 @@
         <w:ind w:left="1428"/>
       </w:pPr>
       <w:r>
-        <w:t>Accepter ou rejeter les demandes de réservation</w:t>
+        <w:t>Traiter les réclamations envoyées par les enseignants</w:t>
       </w:r>
     </w:p>
     <w:p>
@@ -627,22 +663,6 @@
         <w:ind w:left="1428"/>
       </w:pPr>
       <w:r>
-        <w:t>Traiter les réclamations envoyées par les enseignants</w:t>
-      </w:r>
-    </w:p>
-    <w:p>
-      <w:pPr>
-        <w:numPr>
-          <w:ilvl w:val="0"/>
-          <w:numId w:val="6"/>
-        </w:numPr>
-        <w:tabs>
-          <w:tab w:val="clear" w:pos="720"/>
-          <w:tab w:val="num" w:pos="1428"/>
-        </w:tabs>
-        <w:ind w:left="1428"/>
-      </w:pPr>
-      <w:r>
         <w:t>Envoyer des messages aux étudiants</w:t>
       </w:r>
     </w:p>
@@ -1076,7 +1096,7 @@
         <w:t>3</w:t>
       </w:r>
       <w:r>
-        <w:t xml:space="preserve"> : Réservations + validation admin</w:t>
+        <w:t xml:space="preserve"> : Réservations </w:t>
       </w:r>
     </w:p>
     <w:p>
@@ -1572,8 +1592,8 @@
         <w:tblLook w:val="04A0" w:firstRow="1" w:lastRow="0" w:firstColumn="1" w:lastColumn="0" w:noHBand="0" w:noVBand="1"/>
       </w:tblPr>
       <w:tblGrid>
-        <w:gridCol w:w="705"/>
-        <w:gridCol w:w="4430"/>
+        <w:gridCol w:w="851"/>
+        <w:gridCol w:w="4284"/>
         <w:gridCol w:w="1142"/>
       </w:tblGrid>
       <w:tr>
@@ -1583,7 +1603,7 @@
         </w:trPr>
         <w:tc>
           <w:tcPr>
-            <w:tcW w:w="0" w:type="auto"/>
+            <w:tcW w:w="806" w:type="dxa"/>
             <w:vAlign w:val="center"/>
             <w:hideMark/>
           </w:tcPr>
@@ -1605,7 +1625,7 @@
         </w:tc>
         <w:tc>
           <w:tcPr>
-            <w:tcW w:w="0" w:type="auto"/>
+            <w:tcW w:w="4254" w:type="dxa"/>
             <w:vAlign w:val="center"/>
             <w:hideMark/>
           </w:tcPr>
@@ -1654,7 +1674,7 @@
         </w:trPr>
         <w:tc>
           <w:tcPr>
-            <w:tcW w:w="0" w:type="auto"/>
+            <w:tcW w:w="806" w:type="dxa"/>
             <w:vAlign w:val="center"/>
             <w:hideMark/>
           </w:tcPr>
@@ -1666,7 +1686,7 @@
         </w:tc>
         <w:tc>
           <w:tcPr>
-            <w:tcW w:w="0" w:type="auto"/>
+            <w:tcW w:w="4254" w:type="dxa"/>
             <w:vAlign w:val="center"/>
             <w:hideMark/>
           </w:tcPr>
@@ -1695,7 +1715,7 @@
         </w:trPr>
         <w:tc>
           <w:tcPr>
-            <w:tcW w:w="0" w:type="auto"/>
+            <w:tcW w:w="806" w:type="dxa"/>
             <w:vAlign w:val="center"/>
             <w:hideMark/>
           </w:tcPr>
@@ -1707,7 +1727,7 @@
         </w:tc>
         <w:tc>
           <w:tcPr>
-            <w:tcW w:w="0" w:type="auto"/>
+            <w:tcW w:w="4254" w:type="dxa"/>
             <w:vAlign w:val="center"/>
             <w:hideMark/>
           </w:tcPr>
@@ -1736,7 +1756,7 @@
         </w:trPr>
         <w:tc>
           <w:tcPr>
-            <w:tcW w:w="0" w:type="auto"/>
+            <w:tcW w:w="806" w:type="dxa"/>
             <w:vAlign w:val="center"/>
             <w:hideMark/>
           </w:tcPr>
@@ -1748,7 +1768,7 @@
         </w:tc>
         <w:tc>
           <w:tcPr>
-            <w:tcW w:w="0" w:type="auto"/>
+            <w:tcW w:w="4254" w:type="dxa"/>
             <w:vAlign w:val="center"/>
             <w:hideMark/>
           </w:tcPr>
@@ -1777,7 +1797,7 @@
         </w:trPr>
         <w:tc>
           <w:tcPr>
-            <w:tcW w:w="0" w:type="auto"/>
+            <w:tcW w:w="806" w:type="dxa"/>
             <w:vAlign w:val="center"/>
             <w:hideMark/>
           </w:tcPr>
@@ -1789,7 +1809,7 @@
         </w:tc>
         <w:tc>
           <w:tcPr>
-            <w:tcW w:w="0" w:type="auto"/>
+            <w:tcW w:w="4254" w:type="dxa"/>
             <w:vAlign w:val="center"/>
             <w:hideMark/>
           </w:tcPr>
@@ -1818,7 +1838,7 @@
         </w:trPr>
         <w:tc>
           <w:tcPr>
-            <w:tcW w:w="0" w:type="auto"/>
+            <w:tcW w:w="806" w:type="dxa"/>
             <w:vAlign w:val="center"/>
             <w:hideMark/>
           </w:tcPr>
@@ -1830,7 +1850,7 @@
         </w:tc>
         <w:tc>
           <w:tcPr>
-            <w:tcW w:w="0" w:type="auto"/>
+            <w:tcW w:w="4254" w:type="dxa"/>
             <w:vAlign w:val="center"/>
             <w:hideMark/>
           </w:tcPr>
@@ -1859,7 +1879,7 @@
         </w:trPr>
         <w:tc>
           <w:tcPr>
-            <w:tcW w:w="0" w:type="auto"/>
+            <w:tcW w:w="806" w:type="dxa"/>
             <w:vAlign w:val="center"/>
             <w:hideMark/>
           </w:tcPr>
@@ -1871,7 +1891,7 @@
         </w:tc>
         <w:tc>
           <w:tcPr>
-            <w:tcW w:w="0" w:type="auto"/>
+            <w:tcW w:w="4254" w:type="dxa"/>
             <w:vAlign w:val="center"/>
             <w:hideMark/>
           </w:tcPr>
@@ -1903,7 +1923,7 @@
         </w:trPr>
         <w:tc>
           <w:tcPr>
-            <w:tcW w:w="0" w:type="auto"/>
+            <w:tcW w:w="806" w:type="dxa"/>
             <w:vAlign w:val="center"/>
             <w:hideMark/>
           </w:tcPr>
@@ -1915,7 +1935,7 @@
         </w:tc>
         <w:tc>
           <w:tcPr>
-            <w:tcW w:w="0" w:type="auto"/>
+            <w:tcW w:w="4254" w:type="dxa"/>
             <w:vAlign w:val="center"/>
             <w:hideMark/>
           </w:tcPr>
@@ -1951,7 +1971,7 @@
         </w:trPr>
         <w:tc>
           <w:tcPr>
-            <w:tcW w:w="0" w:type="auto"/>
+            <w:tcW w:w="806" w:type="dxa"/>
             <w:vAlign w:val="center"/>
             <w:hideMark/>
           </w:tcPr>
@@ -1963,7 +1983,7 @@
         </w:tc>
         <w:tc>
           <w:tcPr>
-            <w:tcW w:w="0" w:type="auto"/>
+            <w:tcW w:w="4254" w:type="dxa"/>
             <w:vAlign w:val="center"/>
             <w:hideMark/>
           </w:tcPr>
@@ -2041,7 +2061,7 @@
     </w:p>
     <w:p>
       <w:r>
-        <w:t>Semaine 5 : Réservations + validation</w:t>
+        <w:t xml:space="preserve">Semaine 5 : Réservations </w:t>
       </w:r>
     </w:p>
     <w:p>
@@ -2214,17 +2234,6 @@
       </w:pPr>
       <w:r>
         <w:t>Envoyer réclamation</w:t>
-      </w:r>
-    </w:p>
-    <w:p>
-      <w:pPr>
-        <w:numPr>
-          <w:ilvl w:val="0"/>
-          <w:numId w:val="15"/>
-        </w:numPr>
-      </w:pPr>
-      <w:r>
-        <w:t>Accepter/Rejeter réservation</w:t>
       </w:r>
     </w:p>
     <w:p>
